--- a/Video Game Design - year/Unit 5 - Game Design Principles & UI/Daily Lesson Plans/Word/Day 19.docx
+++ b/Video Game Design - year/Unit 5 - Game Design Principles & UI/Daily Lesson Plans/Word/Day 19.docx
@@ -50,16 +50,19 @@
               </w:rPr>
               <w:t xml:space="preserve">Video Game Design — Full Year</w:t>
             </w:r>
-          </w:p>
-          <w:p>
-            <w:pPr>
-              <w:spacing w:before="40"/>
-              <w:jc w:val="center"/>
-            </w:pPr>
-            <w:r>
-              <w:rPr>
-                <w:rFonts w:ascii="Arial" w:cs="Arial" w:eastAsia="Arial" w:hAnsi="Arial"/>
-                <w:color w:val="D1C4E9"/>
+            <w:r>
+              <w:rPr>
+                <w:rFonts w:ascii="Arial" w:cs="Arial" w:eastAsia="Arial" w:hAnsi="Arial"/>
+                <w:sz w:val="16"/>
+                <w:szCs w:val="16"/>
+              </w:rPr>
+              <w:br/>
+              <w:t xml:space="preserve"/>
+            </w:r>
+            <w:r>
+              <w:rPr>
+                <w:rFonts w:ascii="Arial" w:cs="Arial" w:eastAsia="Arial" w:hAnsi="Arial"/>
+                <w:color w:val="CE93D8"/>
                 <w:sz w:val="16"/>
                 <w:szCs w:val="16"/>
               </w:rPr>
@@ -83,7 +86,7 @@
           <w:rFonts w:ascii="Arial" w:cs="Arial" w:eastAsia="Arial" w:hAnsi="Arial"/>
           <w:b/>
           <w:bCs/>
-          <w:color w:val="311B56"/>
+          <w:color w:val="5B2D8E"/>
           <w:sz w:val="32"/>
           <w:szCs w:val="32"/>
         </w:rPr>
@@ -261,9 +264,9 @@
               <w:right w:val="single" w:color="CCCCCC" w:sz="1"/>
             </w:tcBorders>
             <w:tcMar>
-              <w:top w:type="dxa" w:w="60"/>
+              <w:top w:type="dxa" w:w="80"/>
               <w:left w:type="dxa" w:w="120"/>
-              <w:bottom w:type="dxa" w:w="60"/>
+              <w:bottom w:type="dxa" w:w="80"/>
               <w:right w:type="dxa" w:w="120"/>
             </w:tcMar>
           </w:tcPr>
@@ -290,20 +293,147 @@
               <w:right w:val="single" w:color="CCCCCC" w:sz="1"/>
             </w:tcBorders>
             <w:tcMar>
-              <w:top w:type="dxa" w:w="60"/>
+              <w:top w:type="dxa" w:w="80"/>
               <w:left w:type="dxa" w:w="120"/>
-              <w:bottom w:type="dxa" w:w="60"/>
+              <w:bottom w:type="dxa" w:w="80"/>
               <w:right w:type="dxa" w:w="120"/>
             </w:tcMar>
           </w:tcPr>
           <w:p>
-            <w:r>
-              <w:rPr>
-                <w:rFonts w:ascii="Arial" w:cs="Arial" w:eastAsia="Arial" w:hAnsi="Arial"/>
-                <w:sz w:val="20"/>
-                <w:szCs w:val="20"/>
+            <w:pPr>
+              <w:spacing w:after="80" w:before="80"/>
+            </w:pPr>
+            <w:r>
+              <w:rPr>
+                <w:rFonts w:ascii="Arial" w:cs="Arial" w:eastAsia="Arial" w:hAnsi="Arial"/>
+                <w:b/>
+                <w:bCs/>
+                <w:i w:val="false"/>
+                <w:iCs w:val="false"/>
+                <w:color w:val="000000"/>
+                <w:sz w:val="22"/>
+                <w:szCs w:val="22"/>
               </w:rPr>
               <w:t xml:space="preserve">Bell Ringer / Review</w:t>
+            </w:r>
+            <w:r>
+              <w:rPr>
+                <w:rFonts w:ascii="Arial" w:cs="Arial" w:eastAsia="Arial" w:hAnsi="Arial"/>
+                <w:sz w:val="20"/>
+                <w:szCs w:val="20"/>
+              </w:rPr>
+              <w:br/>
+              <w:t xml:space="preserve"/>
+            </w:r>
+            <w:r>
+              <w:rPr>
+                <w:rFonts w:ascii="Arial" w:cs="Arial" w:eastAsia="Arial" w:hAnsi="Arial"/>
+                <w:sz w:val="20"/>
+                <w:szCs w:val="20"/>
+              </w:rPr>
+              <w:br/>
+              <w:t xml:space="preserve"/>
+            </w:r>
+            <w:r>
+              <w:rPr>
+                <w:rFonts w:ascii="Arial" w:cs="Arial" w:eastAsia="Arial" w:hAnsi="Arial"/>
+                <w:b/>
+                <w:bCs/>
+                <w:i w:val="false"/>
+                <w:iCs w:val="false"/>
+                <w:color w:val="000000"/>
+                <w:sz w:val="20"/>
+                <w:szCs w:val="20"/>
+              </w:rPr>
+              <w:t xml:space="preserve">Quick Write </w:t>
+            </w:r>
+            <w:r>
+              <w:rPr>
+                <w:rFonts w:ascii="Arial" w:cs="Arial" w:eastAsia="Arial" w:hAnsi="Arial"/>
+                <w:b w:val="false"/>
+                <w:bCs w:val="false"/>
+                <w:i w:val="false"/>
+                <w:iCs w:val="false"/>
+                <w:color w:val="000000"/>
+                <w:sz w:val="20"/>
+                <w:szCs w:val="20"/>
+              </w:rPr>
+              <w:t xml:space="preserve">(3 min — written or verbal):</w:t>
+            </w:r>
+            <w:r>
+              <w:rPr>
+                <w:rFonts w:ascii="Arial" w:cs="Arial" w:eastAsia="Arial" w:hAnsi="Arial"/>
+                <w:sz w:val="20"/>
+                <w:szCs w:val="20"/>
+              </w:rPr>
+              <w:br/>
+              <w:t xml:space="preserve"/>
+            </w:r>
+            <w:r>
+              <w:rPr>
+                <w:rFonts w:ascii="Arial" w:cs="Arial" w:eastAsia="Arial" w:hAnsi="Arial"/>
+                <w:b w:val="false"/>
+                <w:bCs w:val="false"/>
+                <w:i w:val="false"/>
+                <w:iCs w:val="false"/>
+                <w:color w:val="000000"/>
+                <w:sz w:val="20"/>
+                <w:szCs w:val="20"/>
+              </w:rPr>
+              <w:t xml:space="preserve">    In your own words: Integrate UI, audio, and game feel into a complete mini-project?</w:t>
+            </w:r>
+            <w:r>
+              <w:rPr>
+                <w:rFonts w:ascii="Arial" w:cs="Arial" w:eastAsia="Arial" w:hAnsi="Arial"/>
+                <w:sz w:val="20"/>
+                <w:szCs w:val="20"/>
+              </w:rPr>
+              <w:br/>
+              <w:t xml:space="preserve"/>
+            </w:r>
+            <w:r>
+              <w:rPr>
+                <w:rFonts w:ascii="Arial" w:cs="Arial" w:eastAsia="Arial" w:hAnsi="Arial"/>
+                <w:sz w:val="20"/>
+                <w:szCs w:val="20"/>
+              </w:rPr>
+              <w:br/>
+              <w:t xml:space="preserve"/>
+            </w:r>
+            <w:r>
+              <w:rPr>
+                <w:rFonts w:ascii="Arial" w:cs="Arial" w:eastAsia="Arial" w:hAnsi="Arial"/>
+                <w:b w:val="false"/>
+                <w:bCs w:val="false"/>
+                <w:i/>
+                <w:iCs/>
+                <w:color w:val="444444"/>
+                <w:sz w:val="20"/>
+                <w:szCs w:val="20"/>
+              </w:rPr>
+              <w:t xml:space="preserve">Today's Goal: By the end of class you will be able to integrate UI, audio, and game feel into a complete mini-project.</w:t>
+            </w:r>
+            <w:r>
+              <w:rPr>
+                <w:rFonts w:ascii="Arial" w:cs="Arial" w:eastAsia="Arial" w:hAnsi="Arial"/>
+                <w:sz w:val="20"/>
+                <w:szCs w:val="20"/>
+              </w:rPr>
+              <w:br/>
+              <w:t xml:space="preserve"/>
+            </w:r>
+            <w:r>
+              <w:rPr>
+                <w:rFonts w:ascii="Arial" w:cs="Arial" w:eastAsia="Arial" w:hAnsi="Arial"/>
+                <w:b w:val="false"/>
+                <w:bCs w:val="false"/>
+                <w:i/>
+                <w:iCs/>
+                <w:color w:val="555555"/>
+                <w:sz w:val="20"/>
+                <w:szCs w:val="20"/>
+              </w:rPr>
+              <w:t xml:space="preserve">→ Pair-share your response, then 2–3 students share with the class.</w:t>
             </w:r>
           </w:p>
         </w:tc>
@@ -319,9 +449,9 @@
               <w:right w:val="single" w:color="CCCCCC" w:sz="1"/>
             </w:tcBorders>
             <w:tcMar>
-              <w:top w:type="dxa" w:w="60"/>
+              <w:top w:type="dxa" w:w="80"/>
               <w:left w:type="dxa" w:w="120"/>
-              <w:bottom w:type="dxa" w:w="60"/>
+              <w:bottom w:type="dxa" w:w="80"/>
               <w:right w:type="dxa" w:w="120"/>
             </w:tcMar>
           </w:tcPr>
@@ -348,20 +478,164 @@
               <w:right w:val="single" w:color="CCCCCC" w:sz="1"/>
             </w:tcBorders>
             <w:tcMar>
-              <w:top w:type="dxa" w:w="60"/>
+              <w:top w:type="dxa" w:w="80"/>
               <w:left w:type="dxa" w:w="120"/>
-              <w:bottom w:type="dxa" w:w="60"/>
+              <w:bottom w:type="dxa" w:w="80"/>
               <w:right w:type="dxa" w:w="120"/>
             </w:tcMar>
           </w:tcPr>
           <w:p>
-            <w:r>
-              <w:rPr>
-                <w:rFonts w:ascii="Arial" w:cs="Arial" w:eastAsia="Arial" w:hAnsi="Arial"/>
-                <w:sz w:val="20"/>
-                <w:szCs w:val="20"/>
-              </w:rPr>
-              <w:t xml:space="preserve">Mini Lesson: UI &amp; Audio Project Lab</w:t>
+            <w:pPr>
+              <w:spacing w:after="80" w:before="80"/>
+            </w:pPr>
+            <w:r>
+              <w:rPr>
+                <w:rFonts w:ascii="Arial" w:cs="Arial" w:eastAsia="Arial" w:hAnsi="Arial"/>
+                <w:b/>
+                <w:bCs/>
+                <w:i w:val="false"/>
+                <w:iCs w:val="false"/>
+                <w:color w:val="000000"/>
+                <w:sz w:val="22"/>
+                <w:szCs w:val="22"/>
+              </w:rPr>
+              <w:t xml:space="preserve">Mini Lesson: </w:t>
+            </w:r>
+            <w:r>
+              <w:rPr>
+                <w:rFonts w:ascii="Arial" w:cs="Arial" w:eastAsia="Arial" w:hAnsi="Arial"/>
+                <w:b w:val="false"/>
+                <w:bCs w:val="false"/>
+                <w:i w:val="false"/>
+                <w:iCs w:val="false"/>
+                <w:color w:val="000000"/>
+                <w:sz w:val="22"/>
+                <w:szCs w:val="22"/>
+              </w:rPr>
+              <w:t xml:space="preserve">UI &amp; Audio Project Lab</w:t>
+            </w:r>
+            <w:r>
+              <w:rPr>
+                <w:rFonts w:ascii="Arial" w:cs="Arial" w:eastAsia="Arial" w:hAnsi="Arial"/>
+                <w:sz w:val="20"/>
+                <w:szCs w:val="20"/>
+              </w:rPr>
+              <w:br/>
+              <w:t xml:space="preserve"/>
+            </w:r>
+            <w:r>
+              <w:rPr>
+                <w:rFonts w:ascii="Arial" w:cs="Arial" w:eastAsia="Arial" w:hAnsi="Arial"/>
+                <w:sz w:val="20"/>
+                <w:szCs w:val="20"/>
+              </w:rPr>
+              <w:br/>
+              <w:t xml:space="preserve"/>
+            </w:r>
+            <w:r>
+              <w:rPr>
+                <w:rFonts w:ascii="Arial" w:cs="Arial" w:eastAsia="Arial" w:hAnsi="Arial"/>
+                <w:b/>
+                <w:bCs/>
+                <w:i/>
+                <w:iCs/>
+                <w:color w:val="000000"/>
+                <w:sz w:val="20"/>
+                <w:szCs w:val="20"/>
+              </w:rPr>
+              <w:t xml:space="preserve">Learning Target: </w:t>
+            </w:r>
+            <w:r>
+              <w:rPr>
+                <w:rFonts w:ascii="Arial" w:cs="Arial" w:eastAsia="Arial" w:hAnsi="Arial"/>
+                <w:b w:val="false"/>
+                <w:bCs w:val="false"/>
+                <w:i/>
+                <w:iCs/>
+                <w:color w:val="333333"/>
+                <w:sz w:val="20"/>
+                <w:szCs w:val="20"/>
+              </w:rPr>
+              <w:t xml:space="preserve">I can integrate UI, audio, and game feel into a complete mini-project.</w:t>
+            </w:r>
+            <w:r>
+              <w:rPr>
+                <w:rFonts w:ascii="Arial" w:cs="Arial" w:eastAsia="Arial" w:hAnsi="Arial"/>
+                <w:sz w:val="20"/>
+                <w:szCs w:val="20"/>
+              </w:rPr>
+              <w:br/>
+              <w:t xml:space="preserve"/>
+            </w:r>
+            <w:r>
+              <w:rPr>
+                <w:rFonts w:ascii="Arial" w:cs="Arial" w:eastAsia="Arial" w:hAnsi="Arial"/>
+                <w:sz w:val="20"/>
+                <w:szCs w:val="20"/>
+              </w:rPr>
+              <w:br/>
+              <w:t xml:space="preserve"/>
+            </w:r>
+            <w:r>
+              <w:rPr>
+                <w:rFonts w:ascii="Arial" w:cs="Arial" w:eastAsia="Arial" w:hAnsi="Arial"/>
+                <w:b/>
+                <w:bCs/>
+                <w:i/>
+                <w:iCs/>
+                <w:color w:val="555555"/>
+                <w:sz w:val="20"/>
+                <w:szCs w:val="20"/>
+              </w:rPr>
+              <w:t xml:space="preserve">→ Live Demo — </w:t>
+            </w:r>
+            <w:r>
+              <w:rPr>
+                <w:rFonts w:ascii="Arial" w:cs="Arial" w:eastAsia="Arial" w:hAnsi="Arial"/>
+                <w:b w:val="false"/>
+                <w:bCs w:val="false"/>
+                <w:i/>
+                <w:iCs/>
+                <w:color w:val="555555"/>
+                <w:sz w:val="20"/>
+                <w:szCs w:val="20"/>
+              </w:rPr>
+              <w:t xml:space="preserve">type examples as students follow along in their own editor.</w:t>
+            </w:r>
+            <w:r>
+              <w:rPr>
+                <w:rFonts w:ascii="Arial" w:cs="Arial" w:eastAsia="Arial" w:hAnsi="Arial"/>
+                <w:sz w:val="20"/>
+                <w:szCs w:val="20"/>
+              </w:rPr>
+              <w:br/>
+              <w:t xml:space="preserve"/>
+            </w:r>
+            <w:r>
+              <w:rPr>
+                <w:rFonts w:ascii="Arial" w:cs="Arial" w:eastAsia="Arial" w:hAnsi="Arial"/>
+                <w:b/>
+                <w:bCs/>
+                <w:i/>
+                <w:iCs/>
+                <w:color w:val="555555"/>
+                <w:sz w:val="20"/>
+                <w:szCs w:val="20"/>
+              </w:rPr>
+              <w:t xml:space="preserve">→ Check for Understanding: </w:t>
+            </w:r>
+            <w:r>
+              <w:rPr>
+                <w:rFonts w:ascii="Arial" w:cs="Arial" w:eastAsia="Arial" w:hAnsi="Arial"/>
+                <w:b w:val="false"/>
+                <w:bCs w:val="false"/>
+                <w:i/>
+                <w:iCs/>
+                <w:color w:val="555555"/>
+                <w:sz w:val="20"/>
+                <w:szCs w:val="20"/>
+              </w:rPr>
+              <w:t xml:space="preserve">pause and cold-call: “Can someone explain what we just did in their own words?”</w:t>
             </w:r>
           </w:p>
         </w:tc>
@@ -377,9 +651,9 @@
               <w:right w:val="single" w:color="CCCCCC" w:sz="1"/>
             </w:tcBorders>
             <w:tcMar>
-              <w:top w:type="dxa" w:w="60"/>
+              <w:top w:type="dxa" w:w="80"/>
               <w:left w:type="dxa" w:w="120"/>
-              <w:bottom w:type="dxa" w:w="60"/>
+              <w:bottom w:type="dxa" w:w="80"/>
               <w:right w:type="dxa" w:w="120"/>
             </w:tcMar>
           </w:tcPr>
@@ -392,7 +666,7 @@
                 <w:sz w:val="20"/>
                 <w:szCs w:val="20"/>
               </w:rPr>
-              <w:t xml:space="preserve">15-20 min</w:t>
+              <w:t xml:space="preserve">15–20 min</w:t>
             </w:r>
           </w:p>
         </w:tc>
@@ -406,20 +680,81 @@
               <w:right w:val="single" w:color="CCCCCC" w:sz="1"/>
             </w:tcBorders>
             <w:tcMar>
-              <w:top w:type="dxa" w:w="60"/>
+              <w:top w:type="dxa" w:w="80"/>
               <w:left w:type="dxa" w:w="120"/>
-              <w:bottom w:type="dxa" w:w="60"/>
+              <w:bottom w:type="dxa" w:w="80"/>
               <w:right w:type="dxa" w:w="120"/>
             </w:tcMar>
           </w:tcPr>
           <w:p>
-            <w:r>
-              <w:rPr>
-                <w:rFonts w:ascii="Arial" w:cs="Arial" w:eastAsia="Arial" w:hAnsi="Arial"/>
-                <w:sz w:val="20"/>
-                <w:szCs w:val="20"/>
-              </w:rPr>
-              <w:t xml:space="preserve">Independent Practice / Build Time</w:t>
+            <w:pPr>
+              <w:spacing w:after="80" w:before="80"/>
+            </w:pPr>
+            <w:r>
+              <w:rPr>
+                <w:rFonts w:ascii="Arial" w:cs="Arial" w:eastAsia="Arial" w:hAnsi="Arial"/>
+                <w:b/>
+                <w:bCs/>
+                <w:i w:val="false"/>
+                <w:iCs w:val="false"/>
+                <w:color w:val="000000"/>
+                <w:sz w:val="22"/>
+                <w:szCs w:val="22"/>
+              </w:rPr>
+              <w:t xml:space="preserve">Independent Practice / Code Along</w:t>
+            </w:r>
+            <w:r>
+              <w:rPr>
+                <w:rFonts w:ascii="Arial" w:cs="Arial" w:eastAsia="Arial" w:hAnsi="Arial"/>
+                <w:sz w:val="20"/>
+                <w:szCs w:val="20"/>
+              </w:rPr>
+              <w:br/>
+              <w:t xml:space="preserve"/>
+            </w:r>
+            <w:r>
+              <w:rPr>
+                <w:rFonts w:ascii="Arial" w:cs="Arial" w:eastAsia="Arial" w:hAnsi="Arial"/>
+                <w:b w:val="false"/>
+                <w:bCs w:val="false"/>
+                <w:i w:val="false"/>
+                <w:iCs w:val="false"/>
+                <w:color w:val="000000"/>
+                <w:sz w:val="20"/>
+                <w:szCs w:val="20"/>
+              </w:rPr>
+              <w:t xml:space="preserve">    Work through problems from the day's exercise set.</w:t>
+            </w:r>
+            <w:r>
+              <w:rPr>
+                <w:rFonts w:ascii="Arial" w:cs="Arial" w:eastAsia="Arial" w:hAnsi="Arial"/>
+                <w:sz w:val="20"/>
+                <w:szCs w:val="20"/>
+              </w:rPr>
+              <w:br/>
+              <w:t xml:space="preserve"/>
+            </w:r>
+            <w:r>
+              <w:rPr>
+                <w:rFonts w:ascii="Arial" w:cs="Arial" w:eastAsia="Arial" w:hAnsi="Arial"/>
+                <w:sz w:val="20"/>
+                <w:szCs w:val="20"/>
+              </w:rPr>
+              <w:br/>
+              <w:t xml:space="preserve"/>
+            </w:r>
+            <w:r>
+              <w:rPr>
+                <w:rFonts w:ascii="Arial" w:cs="Arial" w:eastAsia="Arial" w:hAnsi="Arial"/>
+                <w:b w:val="false"/>
+                <w:bCs w:val="false"/>
+                <w:i/>
+                <w:iCs/>
+                <w:color w:val="555555"/>
+                <w:sz w:val="20"/>
+                <w:szCs w:val="20"/>
+              </w:rPr>
+              <w:t xml:space="preserve">→ Teacher circulates — offer hints, check for understanding.</w:t>
             </w:r>
           </w:p>
         </w:tc>
@@ -435,9 +770,9 @@
               <w:right w:val="single" w:color="CCCCCC" w:sz="1"/>
             </w:tcBorders>
             <w:tcMar>
-              <w:top w:type="dxa" w:w="60"/>
+              <w:top w:type="dxa" w:w="80"/>
               <w:left w:type="dxa" w:w="120"/>
-              <w:bottom w:type="dxa" w:w="60"/>
+              <w:bottom w:type="dxa" w:w="80"/>
               <w:right w:type="dxa" w:w="120"/>
             </w:tcMar>
           </w:tcPr>
@@ -464,20 +799,90 @@
               <w:right w:val="single" w:color="CCCCCC" w:sz="1"/>
             </w:tcBorders>
             <w:tcMar>
-              <w:top w:type="dxa" w:w="60"/>
+              <w:top w:type="dxa" w:w="80"/>
               <w:left w:type="dxa" w:w="120"/>
-              <w:bottom w:type="dxa" w:w="60"/>
+              <w:bottom w:type="dxa" w:w="80"/>
               <w:right w:type="dxa" w:w="120"/>
             </w:tcMar>
           </w:tcPr>
           <w:p>
-            <w:r>
-              <w:rPr>
-                <w:rFonts w:ascii="Arial" w:cs="Arial" w:eastAsia="Arial" w:hAnsi="Arial"/>
-                <w:sz w:val="20"/>
-                <w:szCs w:val="20"/>
+            <w:pPr>
+              <w:spacing w:after="80" w:before="80"/>
+            </w:pPr>
+            <w:r>
+              <w:rPr>
+                <w:rFonts w:ascii="Arial" w:cs="Arial" w:eastAsia="Arial" w:hAnsi="Arial"/>
+                <w:b/>
+                <w:bCs/>
+                <w:i w:val="false"/>
+                <w:iCs w:val="false"/>
+                <w:color w:val="000000"/>
+                <w:sz w:val="22"/>
+                <w:szCs w:val="22"/>
               </w:rPr>
               <w:t xml:space="preserve">Exit Ticket / Wrap-Up</w:t>
+            </w:r>
+            <w:r>
+              <w:rPr>
+                <w:rFonts w:ascii="Arial" w:cs="Arial" w:eastAsia="Arial" w:hAnsi="Arial"/>
+                <w:sz w:val="20"/>
+                <w:szCs w:val="20"/>
+              </w:rPr>
+              <w:br/>
+              <w:t xml:space="preserve"/>
+            </w:r>
+            <w:r>
+              <w:rPr>
+                <w:rFonts w:ascii="Arial" w:cs="Arial" w:eastAsia="Arial" w:hAnsi="Arial"/>
+                <w:sz w:val="20"/>
+                <w:szCs w:val="20"/>
+              </w:rPr>
+              <w:br/>
+              <w:t xml:space="preserve"/>
+            </w:r>
+            <w:r>
+              <w:rPr>
+                <w:rFonts w:ascii="Arial" w:cs="Arial" w:eastAsia="Arial" w:hAnsi="Arial"/>
+                <w:b w:val="false"/>
+                <w:bCs w:val="false"/>
+                <w:i w:val="false"/>
+                <w:iCs w:val="false"/>
+                <w:color w:val="000000"/>
+                <w:sz w:val="20"/>
+                <w:szCs w:val="20"/>
+              </w:rPr>
+              <w:t xml:space="preserve">Quick Check: Integrate UI, audio, and game feel into a complete mini-project?</w:t>
+            </w:r>
+            <w:r>
+              <w:rPr>
+                <w:rFonts w:ascii="Arial" w:cs="Arial" w:eastAsia="Arial" w:hAnsi="Arial"/>
+                <w:sz w:val="20"/>
+                <w:szCs w:val="20"/>
+              </w:rPr>
+              <w:br/>
+              <w:t xml:space="preserve"/>
+            </w:r>
+            <w:r>
+              <w:rPr>
+                <w:rFonts w:ascii="Arial" w:cs="Arial" w:eastAsia="Arial" w:hAnsi="Arial"/>
+                <w:sz w:val="20"/>
+                <w:szCs w:val="20"/>
+              </w:rPr>
+              <w:br/>
+              <w:t xml:space="preserve"/>
+            </w:r>
+            <w:r>
+              <w:rPr>
+                <w:rFonts w:ascii="Arial" w:cs="Arial" w:eastAsia="Arial" w:hAnsi="Arial"/>
+                <w:b w:val="false"/>
+                <w:bCs w:val="false"/>
+                <w:i/>
+                <w:iCs/>
+                <w:color w:val="555555"/>
+                <w:sz w:val="20"/>
+                <w:szCs w:val="20"/>
+              </w:rPr>
+              <w:t xml:space="preserve">→ 3–2–1: Name 3 things learned, 2 new vocab words, 1 question you still have.</w:t>
             </w:r>
           </w:p>
         </w:tc>

--- a/Video Game Design - year/Unit 5 - Game Design Principles & UI/Daily Lesson Plans/Word/Day 19.docx
+++ b/Video Game Design - year/Unit 5 - Game Design Principles & UI/Daily Lesson Plans/Word/Day 19.docx
@@ -380,7 +380,7 @@
                 <w:sz w:val="20"/>
                 <w:szCs w:val="20"/>
               </w:rPr>
-              <w:t xml:space="preserve">    In your own words: Integrate UI, audio, and game feel into a complete mini-project?</w:t>
+              <w:t xml:space="preserve">    Why might we want to integrate UI, audio, and game feel into a complete mini-project? What's the benefit of combining these ideas?</w:t>
             </w:r>
             <w:r>
               <w:rPr>
@@ -411,7 +411,7 @@
                 <w:sz w:val="20"/>
                 <w:szCs w:val="20"/>
               </w:rPr>
-              <w:t xml:space="preserve">Today's Goal: By the end of class you will be able to integrate UI, audio, and game feel into a complete mini-project.</w:t>
+              <w:t xml:space="preserve">Today’s Goal: By the end of class you will be able to integrate UI, audio, and game feel into a complete mini-project.</w:t>
             </w:r>
             <w:r>
               <w:rPr>
@@ -851,7 +851,7 @@
                 <w:sz w:val="20"/>
                 <w:szCs w:val="20"/>
               </w:rPr>
-              <w:t xml:space="preserve">Quick Check: Integrate UI, audio, and game feel into a complete mini-project?</w:t>
+              <w:t xml:space="preserve">Describe the process to integrate UI, audio, and game feel into a complete mini-project. What's the trickiest part?</w:t>
             </w:r>
             <w:r>
               <w:rPr>

--- a/Video Game Design - year/Unit 5 - Game Design Principles & UI/Daily Lesson Plans/Word/Day 19.docx
+++ b/Video Game Design - year/Unit 5 - Game Design Principles & UI/Daily Lesson Plans/Word/Day 19.docx
@@ -666,7 +666,7 @@
                 <w:sz w:val="20"/>
                 <w:szCs w:val="20"/>
               </w:rPr>
-              <w:t xml:space="preserve">15–20 min</w:t>
+              <w:t xml:space="preserve">15 min</w:t>
             </w:r>
           </w:p>
         </w:tc>
@@ -701,7 +701,16 @@
                 <w:sz w:val="22"/>
                 <w:szCs w:val="22"/>
               </w:rPr>
-              <w:t xml:space="preserve">Independent Practice / Code Along</w:t>
+              <w:t xml:space="preserve">Guided Practice</w:t>
+            </w:r>
+            <w:r>
+              <w:rPr>
+                <w:rFonts w:ascii="Arial" w:cs="Arial" w:eastAsia="Arial" w:hAnsi="Arial"/>
+                <w:sz w:val="20"/>
+                <w:szCs w:val="20"/>
+              </w:rPr>
+              <w:br/>
+              <w:t xml:space="preserve"/>
             </w:r>
             <w:r>
               <w:rPr>
@@ -723,7 +732,148 @@
                 <w:sz w:val="20"/>
                 <w:szCs w:val="20"/>
               </w:rPr>
-              <w:t xml:space="preserve">    Work through problems from the day's exercise set.</w:t>
+              <w:t xml:space="preserve">Build a "Clicker Game" or "Simple Defense Game" that demonstrates:</w:t>
+            </w:r>
+            <w:r>
+              <w:rPr>
+                <w:rFonts w:ascii="Arial" w:cs="Arial" w:eastAsia="Arial" w:hAnsi="Arial"/>
+                <w:sz w:val="20"/>
+                <w:szCs w:val="20"/>
+              </w:rPr>
+              <w:br/>
+              <w:t xml:space="preserve"/>
+            </w:r>
+            <w:r>
+              <w:rPr>
+                <w:rFonts w:ascii="Arial" w:cs="Arial" w:eastAsia="Arial" w:hAnsi="Arial"/>
+                <w:sz w:val="20"/>
+                <w:szCs w:val="20"/>
+              </w:rPr>
+              <w:br/>
+              <w:t xml:space="preserve"/>
+            </w:r>
+            <w:r>
+              <w:rPr>
+                <w:rFonts w:ascii="Arial" w:cs="Arial" w:eastAsia="Arial" w:hAnsi="Arial"/>
+                <w:b w:val="false"/>
+                <w:bCs w:val="false"/>
+                <w:i/>
+                <w:iCs/>
+                <w:color w:val="555555"/>
+                <w:sz w:val="20"/>
+                <w:szCs w:val="20"/>
+              </w:rPr>
+              <w:t xml:space="preserve">→ Teacher models — students try alongside, then compare results.</w:t>
+            </w:r>
+          </w:p>
+        </w:tc>
+      </w:tr>
+      <w:tr>
+        <w:tc>
+          <w:tcPr>
+            <w:tcW w:type="dxa" w:w="1800"/>
+            <w:tcBorders>
+              <w:top w:val="single" w:color="CCCCCC" w:sz="1"/>
+              <w:left w:val="single" w:color="CCCCCC" w:sz="1"/>
+              <w:bottom w:val="single" w:color="CCCCCC" w:sz="1"/>
+              <w:right w:val="single" w:color="CCCCCC" w:sz="1"/>
+            </w:tcBorders>
+            <w:tcMar>
+              <w:top w:type="dxa" w:w="80"/>
+              <w:left w:type="dxa" w:w="120"/>
+              <w:bottom w:type="dxa" w:w="80"/>
+              <w:right w:type="dxa" w:w="120"/>
+            </w:tcMar>
+          </w:tcPr>
+          <w:p>
+            <w:r>
+              <w:rPr>
+                <w:rFonts w:ascii="Arial" w:cs="Arial" w:eastAsia="Arial" w:hAnsi="Arial"/>
+                <w:b/>
+                <w:bCs/>
+                <w:sz w:val="20"/>
+                <w:szCs w:val="20"/>
+              </w:rPr>
+              <w:t xml:space="preserve">15–20 min</w:t>
+            </w:r>
+          </w:p>
+        </w:tc>
+        <w:tc>
+          <w:tcPr>
+            <w:tcW w:type="dxa" w:w="7560"/>
+            <w:tcBorders>
+              <w:top w:val="single" w:color="CCCCCC" w:sz="1"/>
+              <w:left w:val="single" w:color="CCCCCC" w:sz="1"/>
+              <w:bottom w:val="single" w:color="CCCCCC" w:sz="1"/>
+              <w:right w:val="single" w:color="CCCCCC" w:sz="1"/>
+            </w:tcBorders>
+            <w:tcMar>
+              <w:top w:type="dxa" w:w="80"/>
+              <w:left w:type="dxa" w:w="120"/>
+              <w:bottom w:type="dxa" w:w="80"/>
+              <w:right w:type="dxa" w:w="120"/>
+            </w:tcMar>
+          </w:tcPr>
+          <w:p>
+            <w:pPr>
+              <w:spacing w:after="80" w:before="80"/>
+            </w:pPr>
+            <w:r>
+              <w:rPr>
+                <w:rFonts w:ascii="Arial" w:cs="Arial" w:eastAsia="Arial" w:hAnsi="Arial"/>
+                <w:b/>
+                <w:bCs/>
+                <w:i w:val="false"/>
+                <w:iCs w:val="false"/>
+                <w:color w:val="000000"/>
+                <w:sz w:val="22"/>
+                <w:szCs w:val="22"/>
+              </w:rPr>
+              <w:t xml:space="preserve">Independent Practice / Code Along</w:t>
+            </w:r>
+            <w:r>
+              <w:rPr>
+                <w:rFonts w:ascii="Arial" w:cs="Arial" w:eastAsia="Arial" w:hAnsi="Arial"/>
+                <w:sz w:val="20"/>
+                <w:szCs w:val="20"/>
+              </w:rPr>
+              <w:br/>
+              <w:t xml:space="preserve"/>
+            </w:r>
+            <w:r>
+              <w:rPr>
+                <w:rFonts w:ascii="Arial" w:cs="Arial" w:eastAsia="Arial" w:hAnsi="Arial"/>
+                <w:b w:val="false"/>
+                <w:bCs w:val="false"/>
+                <w:i w:val="false"/>
+                <w:iCs w:val="false"/>
+                <w:color w:val="000000"/>
+                <w:sz w:val="20"/>
+                <w:szCs w:val="20"/>
+              </w:rPr>
+              <w:t xml:space="preserve">    Students work independently on their projects, following the checklist.</w:t>
+            </w:r>
+            <w:r>
+              <w:rPr>
+                <w:rFonts w:ascii="Arial" w:cs="Arial" w:eastAsia="Arial" w:hAnsi="Arial"/>
+                <w:sz w:val="20"/>
+                <w:szCs w:val="20"/>
+              </w:rPr>
+              <w:br/>
+              <w:t xml:space="preserve"/>
+            </w:r>
+            <w:r>
+              <w:rPr>
+                <w:rFonts w:ascii="Arial" w:cs="Arial" w:eastAsia="Arial" w:hAnsi="Arial"/>
+                <w:b w:val="false"/>
+                <w:bCs w:val="false"/>
+                <w:i w:val="false"/>
+                <w:iCs w:val="false"/>
+                <w:color w:val="000000"/>
+                <w:sz w:val="20"/>
+                <w:szCs w:val="20"/>
+              </w:rPr>
+              <w:t xml:space="preserve">    Check in with each student to review progress and unblock issues.</w:t>
             </w:r>
             <w:r>
               <w:rPr>
@@ -1016,6 +1166,745 @@
     <w:p>
       <w:pPr>
         <w:spacing w:after="120"/>
+      </w:pPr>
+    </w:p>
+    <w:p>
+      <w:pPr>
+        <w:pBdr>
+          <w:bottom w:val="single" w:color="5B2D8E" w:sz="4" w:space="4"/>
+        </w:pBdr>
+        <w:spacing w:after="100" w:before="120"/>
+      </w:pPr>
+      <w:r>
+        <w:rPr>
+          <w:rFonts w:ascii="Arial" w:cs="Arial" w:eastAsia="Arial" w:hAnsi="Arial"/>
+          <w:b/>
+          <w:bCs/>
+          <w:color w:val="5B2D8E"/>
+          <w:sz w:val="24"/>
+          <w:szCs w:val="24"/>
+        </w:rPr>
+        <w:t xml:space="preserve">Guided Practice</w:t>
+      </w:r>
+    </w:p>
+    <w:p>
+      <w:pPr>
+        <w:spacing w:after="60"/>
+      </w:pPr>
+      <w:r>
+        <w:rPr>
+          <w:rFonts w:ascii="Arial" w:cs="Arial" w:eastAsia="Arial" w:hAnsi="Arial"/>
+          <w:sz w:val="20"/>
+          <w:szCs w:val="20"/>
+        </w:rPr>
+        <w:t xml:space="preserve">Build a "Clicker Game" or "Simple Defense Game" that demonstrates:</w:t>
+      </w:r>
+    </w:p>
+    <w:p>
+      <w:pPr>
+        <w:spacing w:after="60"/>
+      </w:pPr>
+      <w:r>
+        <w:rPr>
+          <w:rFonts w:ascii="Arial" w:cs="Arial" w:eastAsia="Arial" w:hAnsi="Arial"/>
+          <w:sz w:val="20"/>
+          <w:szCs w:val="20"/>
+        </w:rPr>
+        <w:t xml:space="preserve">- Main menu and pause menu</w:t>
+      </w:r>
+    </w:p>
+    <w:p>
+      <w:pPr>
+        <w:spacing w:after="60"/>
+      </w:pPr>
+      <w:r>
+        <w:rPr>
+          <w:rFonts w:ascii="Arial" w:cs="Arial" w:eastAsia="Arial" w:hAnsi="Arial"/>
+          <w:sz w:val="20"/>
+          <w:szCs w:val="20"/>
+        </w:rPr>
+        <w:t xml:space="preserve">- Health bars and score display</w:t>
+      </w:r>
+    </w:p>
+    <w:p>
+      <w:pPr>
+        <w:spacing w:after="60"/>
+      </w:pPr>
+      <w:r>
+        <w:rPr>
+          <w:rFonts w:ascii="Arial" w:cs="Arial" w:eastAsia="Arial" w:hAnsi="Arial"/>
+          <w:sz w:val="20"/>
+          <w:szCs w:val="20"/>
+        </w:rPr>
+        <w:t xml:space="preserve">- Button interactions</w:t>
+      </w:r>
+    </w:p>
+    <w:p>
+      <w:pPr>
+        <w:spacing w:after="60"/>
+      </w:pPr>
+      <w:r>
+        <w:rPr>
+          <w:rFonts w:ascii="Arial" w:cs="Arial" w:eastAsia="Arial" w:hAnsi="Arial"/>
+          <w:sz w:val="20"/>
+          <w:szCs w:val="20"/>
+        </w:rPr>
+        <w:t xml:space="preserve">- Sound effects and background music</w:t>
+      </w:r>
+    </w:p>
+    <w:p>
+      <w:pPr>
+        <w:spacing w:after="60"/>
+      </w:pPr>
+      <w:r>
+        <w:rPr>
+          <w:rFonts w:ascii="Arial" w:cs="Arial" w:eastAsia="Arial" w:hAnsi="Arial"/>
+          <w:sz w:val="20"/>
+          <w:szCs w:val="20"/>
+        </w:rPr>
+        <w:t xml:space="preserve">- Particle effects on hit</w:t>
+      </w:r>
+    </w:p>
+    <w:p>
+      <w:pPr>
+        <w:spacing w:after="60"/>
+      </w:pPr>
+      <w:r>
+        <w:rPr>
+          <w:rFonts w:ascii="Arial" w:cs="Arial" w:eastAsia="Arial" w:hAnsi="Arial"/>
+          <w:sz w:val="20"/>
+          <w:szCs w:val="20"/>
+        </w:rPr>
+        <w:t xml:space="preserve">- Screen shake on impact</w:t>
+      </w:r>
+    </w:p>
+    <w:p>
+      <w:pPr>
+        <w:spacing w:after="60"/>
+      </w:pPr>
+      <w:r>
+        <w:rPr>
+          <w:rFonts w:ascii="Arial" w:cs="Arial" w:eastAsia="Arial" w:hAnsi="Arial"/>
+          <w:sz w:val="20"/>
+          <w:szCs w:val="20"/>
+        </w:rPr>
+        <w:t xml:space="preserve">UI:</w:t>
+      </w:r>
+    </w:p>
+    <w:p>
+      <w:pPr>
+        <w:spacing w:after="60"/>
+      </w:pPr>
+      <w:r>
+        <w:rPr>
+          <w:rFonts w:ascii="Arial" w:cs="Arial" w:eastAsia="Arial" w:hAnsi="Arial"/>
+          <w:sz w:val="20"/>
+          <w:szCs w:val="20"/>
+        </w:rPr>
+        <w:t xml:space="preserve">- Main menu (Play, Quit buttons)</w:t>
+      </w:r>
+    </w:p>
+    <w:p>
+      <w:pPr>
+        <w:spacing w:after="60"/>
+      </w:pPr>
+      <w:r>
+        <w:rPr>
+          <w:rFonts w:ascii="Arial" w:cs="Arial" w:eastAsia="Arial" w:hAnsi="Arial"/>
+          <w:sz w:val="20"/>
+          <w:szCs w:val="20"/>
+        </w:rPr>
+        <w:t xml:space="preserve">- In-game HUD (score, health bar, level)</w:t>
+      </w:r>
+    </w:p>
+    <w:p>
+      <w:pPr>
+        <w:spacing w:after="60"/>
+      </w:pPr>
+      <w:r>
+        <w:rPr>
+          <w:rFonts w:ascii="Arial" w:cs="Arial" w:eastAsia="Arial" w:hAnsi="Arial"/>
+          <w:sz w:val="20"/>
+          <w:szCs w:val="20"/>
+        </w:rPr>
+        <w:t xml:space="preserve">- Pause menu (Resume, Restart, Main Menu)</w:t>
+      </w:r>
+    </w:p>
+    <w:p>
+      <w:pPr>
+        <w:spacing w:after="60"/>
+      </w:pPr>
+      <w:r>
+        <w:rPr>
+          <w:rFonts w:ascii="Arial" w:cs="Arial" w:eastAsia="Arial" w:hAnsi="Arial"/>
+          <w:sz w:val="20"/>
+          <w:szCs w:val="20"/>
+        </w:rPr>
+        <w:t xml:space="preserve">- Game Over screen</w:t>
+      </w:r>
+    </w:p>
+    <w:p>
+      <w:pPr>
+        <w:spacing w:after="60"/>
+      </w:pPr>
+      <w:r>
+        <w:rPr>
+          <w:rFonts w:ascii="Arial" w:cs="Arial" w:eastAsia="Arial" w:hAnsi="Arial"/>
+          <w:sz w:val="20"/>
+          <w:szCs w:val="20"/>
+        </w:rPr>
+        <w:t xml:space="preserve">Audio:</w:t>
+      </w:r>
+    </w:p>
+    <w:p>
+      <w:pPr>
+        <w:spacing w:after="60"/>
+      </w:pPr>
+      <w:r>
+        <w:rPr>
+          <w:rFonts w:ascii="Arial" w:cs="Arial" w:eastAsia="Arial" w:hAnsi="Arial"/>
+          <w:sz w:val="20"/>
+          <w:szCs w:val="20"/>
+        </w:rPr>
+        <w:t xml:space="preserve">- Background music (looping)</w:t>
+      </w:r>
+    </w:p>
+    <w:p>
+      <w:pPr>
+        <w:spacing w:after="60"/>
+      </w:pPr>
+      <w:r>
+        <w:rPr>
+          <w:rFonts w:ascii="Arial" w:cs="Arial" w:eastAsia="Arial" w:hAnsi="Arial"/>
+          <w:sz w:val="20"/>
+          <w:szCs w:val="20"/>
+        </w:rPr>
+        <w:t xml:space="preserve">- Click SFX</w:t>
+      </w:r>
+    </w:p>
+    <w:p>
+      <w:pPr>
+        <w:spacing w:after="60"/>
+      </w:pPr>
+      <w:r>
+        <w:rPr>
+          <w:rFonts w:ascii="Arial" w:cs="Arial" w:eastAsia="Arial" w:hAnsi="Arial"/>
+          <w:sz w:val="20"/>
+          <w:szCs w:val="20"/>
+        </w:rPr>
+        <w:t xml:space="preserve">- Hit/damage SFX</w:t>
+      </w:r>
+    </w:p>
+    <w:p>
+      <w:pPr>
+        <w:spacing w:after="60"/>
+      </w:pPr>
+      <w:r>
+        <w:rPr>
+          <w:rFonts w:ascii="Arial" w:cs="Arial" w:eastAsia="Arial" w:hAnsi="Arial"/>
+          <w:sz w:val="20"/>
+          <w:szCs w:val="20"/>
+        </w:rPr>
+        <w:t xml:space="preserve">- Victory/defeat SFX</w:t>
+      </w:r>
+    </w:p>
+    <w:p>
+      <w:pPr>
+        <w:spacing w:after="60"/>
+      </w:pPr>
+      <w:r>
+        <w:rPr>
+          <w:rFonts w:ascii="Arial" w:cs="Arial" w:eastAsia="Arial" w:hAnsi="Arial"/>
+          <w:sz w:val="20"/>
+          <w:szCs w:val="20"/>
+        </w:rPr>
+        <w:t xml:space="preserve">Polish:</w:t>
+      </w:r>
+    </w:p>
+    <w:p>
+      <w:pPr>
+        <w:spacing w:after="60"/>
+      </w:pPr>
+      <w:r>
+        <w:rPr>
+          <w:rFonts w:ascii="Arial" w:cs="Arial" w:eastAsia="Arial" w:hAnsi="Arial"/>
+          <w:sz w:val="20"/>
+          <w:szCs w:val="20"/>
+        </w:rPr>
+        <w:t xml:space="preserve">- Particle effects when clicking/hitting</w:t>
+      </w:r>
+    </w:p>
+    <w:p>
+      <w:pPr>
+        <w:spacing w:after="60"/>
+      </w:pPr>
+      <w:r>
+        <w:rPr>
+          <w:rFonts w:ascii="Arial" w:cs="Arial" w:eastAsia="Arial" w:hAnsi="Arial"/>
+          <w:sz w:val="20"/>
+          <w:szCs w:val="20"/>
+        </w:rPr>
+        <w:t xml:space="preserve">- Screen shake on damage</w:t>
+      </w:r>
+    </w:p>
+    <w:p>
+      <w:pPr>
+        <w:spacing w:after="60"/>
+      </w:pPr>
+      <w:r>
+        <w:rPr>
+          <w:rFonts w:ascii="Arial" w:cs="Arial" w:eastAsia="Arial" w:hAnsi="Arial"/>
+          <w:sz w:val="20"/>
+          <w:szCs w:val="20"/>
+        </w:rPr>
+        <w:t xml:space="preserve">- Color changes on health bar (green → yellow → red)</w:t>
+      </w:r>
+    </w:p>
+    <w:p>
+      <w:pPr>
+        <w:spacing w:after="60"/>
+      </w:pPr>
+      <w:r>
+        <w:rPr>
+          <w:rFonts w:ascii="Arial" w:cs="Arial" w:eastAsia="Arial" w:hAnsi="Arial"/>
+          <w:sz w:val="20"/>
+          <w:szCs w:val="20"/>
+        </w:rPr>
+        <w:t xml:space="preserve">- Button hover effects</w:t>
+      </w:r>
+    </w:p>
+    <w:p>
+      <w:pPr>
+        <w:spacing w:after="60"/>
+      </w:pPr>
+      <w:r>
+        <w:rPr>
+          <w:rFonts w:ascii="Arial" w:cs="Arial" w:eastAsia="Arial" w:hAnsi="Arial"/>
+          <w:sz w:val="20"/>
+          <w:szCs w:val="20"/>
+        </w:rPr>
+        <w:t xml:space="preserve">Phase 1: Setup</w:t>
+      </w:r>
+    </w:p>
+    <w:p>
+      <w:pPr>
+        <w:spacing w:after="60"/>
+      </w:pPr>
+      <w:r>
+        <w:rPr>
+          <w:rFonts w:ascii="Arial" w:cs="Arial" w:eastAsia="Arial" w:hAnsi="Arial"/>
+          <w:sz w:val="20"/>
+          <w:szCs w:val="20"/>
+        </w:rPr>
+        <w:t xml:space="preserve">- Create 3 scenes: MainMenu, GameScene, GameOver</w:t>
+      </w:r>
+    </w:p>
+    <w:p>
+      <w:pPr>
+        <w:spacing w:after="60"/>
+      </w:pPr>
+      <w:r>
+        <w:rPr>
+          <w:rFonts w:ascii="Arial" w:cs="Arial" w:eastAsia="Arial" w:hAnsi="Arial"/>
+          <w:sz w:val="20"/>
+          <w:szCs w:val="20"/>
+        </w:rPr>
+        <w:t xml:space="preserve">- Set up Canvas with basic buttons</w:t>
+      </w:r>
+    </w:p>
+    <w:p>
+      <w:pPr>
+        <w:spacing w:after="60"/>
+      </w:pPr>
+      <w:r>
+        <w:rPr>
+          <w:rFonts w:ascii="Arial" w:cs="Arial" w:eastAsia="Arial" w:hAnsi="Arial"/>
+          <w:sz w:val="20"/>
+          <w:szCs w:val="20"/>
+        </w:rPr>
+        <w:t xml:space="preserve">- Attach ButtonManager and AudioManager</w:t>
+      </w:r>
+    </w:p>
+    <w:p>
+      <w:pPr>
+        <w:spacing w:after="60"/>
+      </w:pPr>
+      <w:r>
+        <w:rPr>
+          <w:rFonts w:ascii="Arial" w:cs="Arial" w:eastAsia="Arial" w:hAnsi="Arial"/>
+          <w:sz w:val="20"/>
+          <w:szCs w:val="20"/>
+        </w:rPr>
+        <w:t xml:space="preserve">Phase 2: Gameplay</w:t>
+      </w:r>
+    </w:p>
+    <w:p>
+      <w:pPr>
+        <w:spacing w:after="60"/>
+      </w:pPr>
+      <w:r>
+        <w:rPr>
+          <w:rFonts w:ascii="Arial" w:cs="Arial" w:eastAsia="Arial" w:hAnsi="Arial"/>
+          <w:sz w:val="20"/>
+          <w:szCs w:val="20"/>
+        </w:rPr>
+        <w:t xml:space="preserve">- Simple clicker: click button to gain points</w:t>
+      </w:r>
+    </w:p>
+    <w:p>
+      <w:pPr>
+        <w:spacing w:after="60"/>
+      </w:pPr>
+      <w:r>
+        <w:rPr>
+          <w:rFonts w:ascii="Arial" w:cs="Arial" w:eastAsia="Arial" w:hAnsi="Arial"/>
+          <w:sz w:val="20"/>
+          <w:szCs w:val="20"/>
+        </w:rPr>
+        <w:t xml:space="preserve">- Or simple enemy: click to deal damage</w:t>
+      </w:r>
+    </w:p>
+    <w:p>
+      <w:pPr>
+        <w:spacing w:after="60"/>
+      </w:pPr>
+      <w:r>
+        <w:rPr>
+          <w:rFonts w:ascii="Arial" w:cs="Arial" w:eastAsia="Arial" w:hAnsi="Arial"/>
+          <w:sz w:val="20"/>
+          <w:szCs w:val="20"/>
+        </w:rPr>
+        <w:t xml:space="preserve">- Display score and health</w:t>
+      </w:r>
+    </w:p>
+    <w:p>
+      <w:pPr>
+        <w:spacing w:after="60"/>
+      </w:pPr>
+      <w:r>
+        <w:rPr>
+          <w:rFonts w:ascii="Arial" w:cs="Arial" w:eastAsia="Arial" w:hAnsi="Arial"/>
+          <w:sz w:val="20"/>
+          <w:szCs w:val="20"/>
+        </w:rPr>
+        <w:t xml:space="preserve">Phase 3: Polish</w:t>
+      </w:r>
+    </w:p>
+    <w:p>
+      <w:pPr>
+        <w:spacing w:after="60"/>
+      </w:pPr>
+      <w:r>
+        <w:rPr>
+          <w:rFonts w:ascii="Arial" w:cs="Arial" w:eastAsia="Arial" w:hAnsi="Arial"/>
+          <w:sz w:val="20"/>
+          <w:szCs w:val="20"/>
+        </w:rPr>
+        <w:t xml:space="preserve">- Add all effects (particles, shake, flash)</w:t>
+      </w:r>
+    </w:p>
+    <w:p>
+      <w:pPr>
+        <w:spacing w:after="60"/>
+      </w:pPr>
+      <w:r>
+        <w:rPr>
+          <w:rFonts w:ascii="Arial" w:cs="Arial" w:eastAsia="Arial" w:hAnsi="Arial"/>
+          <w:sz w:val="20"/>
+          <w:szCs w:val="20"/>
+        </w:rPr>
+        <w:t xml:space="preserve">- Sound on every action</w:t>
+      </w:r>
+    </w:p>
+    <w:p>
+      <w:pPr>
+        <w:spacing w:after="60"/>
+      </w:pPr>
+      <w:r>
+        <w:rPr>
+          <w:rFonts w:ascii="Arial" w:cs="Arial" w:eastAsia="Arial" w:hAnsi="Arial"/>
+          <w:sz w:val="20"/>
+          <w:szCs w:val="20"/>
+        </w:rPr>
+        <w:t xml:space="preserve">- Smooth animations</w:t>
+      </w:r>
+    </w:p>
+    <w:p>
+      <w:pPr>
+        <w:spacing w:after="60"/>
+      </w:pPr>
+      <w:r>
+        <w:rPr>
+          <w:rFonts w:ascii="Arial" w:cs="Arial" w:eastAsia="Arial" w:hAnsi="Arial"/>
+          <w:sz w:val="20"/>
+          <w:szCs w:val="20"/>
+        </w:rPr>
+        <w:t xml:space="preserve">Phase 4: Testing</w:t>
+      </w:r>
+    </w:p>
+    <w:p>
+      <w:pPr>
+        <w:spacing w:after="60"/>
+      </w:pPr>
+      <w:r>
+        <w:rPr>
+          <w:rFonts w:ascii="Arial" w:cs="Arial" w:eastAsia="Arial" w:hAnsi="Arial"/>
+          <w:sz w:val="20"/>
+          <w:szCs w:val="20"/>
+        </w:rPr>
+        <w:t xml:space="preserve">- Play from start to finish</w:t>
+      </w:r>
+    </w:p>
+    <w:p>
+      <w:pPr>
+        <w:spacing w:after="60"/>
+      </w:pPr>
+      <w:r>
+        <w:rPr>
+          <w:rFonts w:ascii="Arial" w:cs="Arial" w:eastAsia="Arial" w:hAnsi="Arial"/>
+          <w:sz w:val="20"/>
+          <w:szCs w:val="20"/>
+        </w:rPr>
+        <w:t xml:space="preserve">- Verify audio loops correctly</w:t>
+      </w:r>
+    </w:p>
+    <w:p>
+      <w:pPr>
+        <w:spacing w:after="60"/>
+      </w:pPr>
+      <w:r>
+        <w:rPr>
+          <w:rFonts w:ascii="Arial" w:cs="Arial" w:eastAsia="Arial" w:hAnsi="Arial"/>
+          <w:sz w:val="20"/>
+          <w:szCs w:val="20"/>
+        </w:rPr>
+        <w:t xml:space="preserve">- Check menu navigation</w:t>
+      </w:r>
+    </w:p>
+    <w:p>
+      <w:pPr>
+        <w:spacing w:after="60"/>
+      </w:pPr>
+      <w:r>
+        <w:rPr>
+          <w:rFonts w:ascii="Arial" w:cs="Arial" w:eastAsia="Arial" w:hAnsi="Arial"/>
+          <w:sz w:val="20"/>
+          <w:szCs w:val="20"/>
+        </w:rPr>
+        <w:t xml:space="preserve">- Adjust difficulty/feedback</w:t>
+      </w:r>
+    </w:p>
+    <w:p>
+      <w:pPr>
+        <w:spacing w:after="60"/>
+      </w:pPr>
+      <w:r>
+        <w:rPr>
+          <w:rFonts w:ascii="Arial" w:cs="Arial" w:eastAsia="Arial" w:hAnsi="Arial"/>
+          <w:sz w:val="20"/>
+          <w:szCs w:val="20"/>
+        </w:rPr>
+        <w:t xml:space="preserve">- [ ] Main menu loads game on button click</w:t>
+      </w:r>
+    </w:p>
+    <w:p>
+      <w:pPr>
+        <w:spacing w:after="60"/>
+      </w:pPr>
+      <w:r>
+        <w:rPr>
+          <w:rFonts w:ascii="Arial" w:cs="Arial" w:eastAsia="Arial" w:hAnsi="Arial"/>
+          <w:sz w:val="20"/>
+          <w:szCs w:val="20"/>
+        </w:rPr>
+        <w:t xml:space="preserve">- [ ] Pause menu freezes time and allows resume</w:t>
+      </w:r>
+    </w:p>
+    <w:p>
+      <w:pPr>
+        <w:spacing w:after="60"/>
+      </w:pPr>
+      <w:r>
+        <w:rPr>
+          <w:rFonts w:ascii="Arial" w:cs="Arial" w:eastAsia="Arial" w:hAnsi="Arial"/>
+          <w:sz w:val="20"/>
+          <w:szCs w:val="20"/>
+        </w:rPr>
+        <w:t xml:space="preserve">- [ ] Score increases with player action</w:t>
+      </w:r>
+    </w:p>
+    <w:p>
+      <w:pPr>
+        <w:spacing w:after="60"/>
+      </w:pPr>
+      <w:r>
+        <w:rPr>
+          <w:rFonts w:ascii="Arial" w:cs="Arial" w:eastAsia="Arial" w:hAnsi="Arial"/>
+          <w:sz w:val="20"/>
+          <w:szCs w:val="20"/>
+        </w:rPr>
+        <w:t xml:space="preserve">- [ ] Health bar drains and changes color</w:t>
+      </w:r>
+    </w:p>
+    <w:p>
+      <w:pPr>
+        <w:spacing w:after="60"/>
+      </w:pPr>
+      <w:r>
+        <w:rPr>
+          <w:rFonts w:ascii="Arial" w:cs="Arial" w:eastAsia="Arial" w:hAnsi="Arial"/>
+          <w:sz w:val="20"/>
+          <w:szCs w:val="20"/>
+        </w:rPr>
+        <w:t xml:space="preserve">- [ ] Sound effects play on all major events</w:t>
+      </w:r>
+    </w:p>
+    <w:p>
+      <w:pPr>
+        <w:spacing w:after="60"/>
+      </w:pPr>
+      <w:r>
+        <w:rPr>
+          <w:rFonts w:ascii="Arial" w:cs="Arial" w:eastAsia="Arial" w:hAnsi="Arial"/>
+          <w:sz w:val="20"/>
+          <w:szCs w:val="20"/>
+        </w:rPr>
+        <w:t xml:space="preserve">- [ ] Particle effects appear on hit/pickup</w:t>
+      </w:r>
+    </w:p>
+    <w:p>
+      <w:pPr>
+        <w:spacing w:after="60"/>
+      </w:pPr>
+      <w:r>
+        <w:rPr>
+          <w:rFonts w:ascii="Arial" w:cs="Arial" w:eastAsia="Arial" w:hAnsi="Arial"/>
+          <w:sz w:val="20"/>
+          <w:szCs w:val="20"/>
+        </w:rPr>
+        <w:t xml:space="preserve">- [ ] Screen shake occurs on damage</w:t>
+      </w:r>
+    </w:p>
+    <w:p>
+      <w:pPr>
+        <w:spacing w:after="60"/>
+      </w:pPr>
+      <w:r>
+        <w:rPr>
+          <w:rFonts w:ascii="Arial" w:cs="Arial" w:eastAsia="Arial" w:hAnsi="Arial"/>
+          <w:sz w:val="20"/>
+          <w:szCs w:val="20"/>
+        </w:rPr>
+        <w:t xml:space="preserve">- [ ] Game can return to main menu from game over</w:t>
+      </w:r>
+    </w:p>
+    <w:p>
+      <w:pPr>
+        <w:spacing w:after="60"/>
+      </w:pPr>
+      <w:r>
+        <w:rPr>
+          <w:rFonts w:ascii="Arial" w:cs="Arial" w:eastAsia="Arial" w:hAnsi="Arial"/>
+          <w:sz w:val="20"/>
+          <w:szCs w:val="20"/>
+        </w:rPr>
+        <w:t xml:space="preserve">- [ ] No errors in Console</w:t>
+      </w:r>
+    </w:p>
+    <w:p>
+      <w:pPr>
+        <w:spacing w:after="60"/>
+      </w:pPr>
+      <w:r>
+        <w:rPr>
+          <w:rFonts w:ascii="Arial" w:cs="Arial" w:eastAsia="Arial" w:hAnsi="Arial"/>
+          <w:sz w:val="20"/>
+          <w:szCs w:val="20"/>
+        </w:rPr>
+        <w:t xml:space="preserve">- Save high score</w:t>
+      </w:r>
+    </w:p>
+    <w:p>
+      <w:pPr>
+        <w:spacing w:after="60"/>
+      </w:pPr>
+      <w:r>
+        <w:rPr>
+          <w:rFonts w:ascii="Arial" w:cs="Arial" w:eastAsia="Arial" w:hAnsi="Arial"/>
+          <w:sz w:val="20"/>
+          <w:szCs w:val="20"/>
+        </w:rPr>
+        <w:t xml:space="preserve">- Difficulty scaling (more enemies, faster spawn)</w:t>
+      </w:r>
+    </w:p>
+    <w:p>
+      <w:pPr>
+        <w:spacing w:after="60"/>
+      </w:pPr>
+      <w:r>
+        <w:rPr>
+          <w:rFonts w:ascii="Arial" w:cs="Arial" w:eastAsia="Arial" w:hAnsi="Arial"/>
+          <w:sz w:val="20"/>
+          <w:szCs w:val="20"/>
+        </w:rPr>
+        <w:t xml:space="preserve">- Combo system (consecutive hits increase multiplier)</w:t>
+      </w:r>
+    </w:p>
+    <w:p>
+      <w:pPr>
+        <w:spacing w:after="60"/>
+      </w:pPr>
+      <w:r>
+        <w:rPr>
+          <w:rFonts w:ascii="Arial" w:cs="Arial" w:eastAsia="Arial" w:hAnsi="Arial"/>
+          <w:sz w:val="20"/>
+          <w:szCs w:val="20"/>
+        </w:rPr>
+        <w:t xml:space="preserve">- Visual effects (screen transition, fade effects)</w:t>
+      </w:r>
+    </w:p>
+    <w:p>
+      <w:pPr>
+        <w:spacing w:after="60"/>
+      </w:pPr>
+      <w:r>
+        <w:rPr>
+          <w:rFonts w:ascii="Arial" w:cs="Arial" w:eastAsia="Arial" w:hAnsi="Arial"/>
+          <w:sz w:val="20"/>
+          <w:szCs w:val="20"/>
+        </w:rPr>
+        <w:t xml:space="preserve">- Keyboard shortcuts (ESC for pause, Space for action)</w:t>
+      </w:r>
+    </w:p>
+    <w:p>
+      <w:pPr>
+        <w:spacing w:after="60"/>
+      </w:pPr>
+      <w:r>
+        <w:rPr>
+          <w:rFonts w:ascii="Arial" w:cs="Arial" w:eastAsia="Arial" w:hAnsi="Arial"/>
+          <w:sz w:val="20"/>
+          <w:szCs w:val="20"/>
+        </w:rPr>
+        <w:t xml:space="preserve">What did you build today? What's working? What's next?</w:t>
+      </w:r>
+    </w:p>
+    <w:p>
+      <w:pPr>
+        <w:spacing w:after="60"/>
+      </w:pPr>
+      <w:r>
+        <w:rPr>
+          <w:rFonts w:ascii="Arial" w:cs="Arial" w:eastAsia="Arial" w:hAnsi="Arial"/>
+          <w:sz w:val="20"/>
+          <w:szCs w:val="20"/>
+        </w:rPr>
+        <w:t xml:space="preserve">Document your progress in a text file:</w:t>
+      </w:r>
+    </w:p>
+    <w:p>
+      <w:pPr>
+        <w:spacing w:after="160"/>
       </w:pPr>
     </w:p>
     <w:p>
